--- a/contracts/00-CONTRACT-SUITE-GUIDE.docx
+++ b/contracts/00-CONTRACT-SUITE-GUIDE.docx
@@ -1639,7 +1639,8 @@
           <w:sz w:val="22"/>
           <w:szCs w:val="22"/>
         </w:rPr>
-        <w:t xml:space="preserve">	The website Join page states that Uni Coaches "Keep 85% of every booking". That is a public commitment made to every coach who has read it.</w:t>
+        <w:tab/>
+        <w:t>The website Join page states that Uni Coaches "keep the majority of every booking". That is a public commitment made to every coach who has read it.</w:t>
       </w:r>
     </w:p>
     <w:p>
@@ -1664,7 +1665,8 @@
           <w:sz w:val="22"/>
           <w:szCs w:val="22"/>
         </w:rPr>
-        <w:t xml:space="preserve">	Document 03 is drafted at 85% coach / 15% UniBlueprint to match. Clause 7 then gives you a mechanism to confirm or change the rate by 25 September 2026, with the coach free to walk away if the change is less favourable.</w:t>
+        <w:tab/>
+        <w:t>Document 03 is now built around that commitment: Payment Option B defaults to an 85% Coach Share / 15% Platform Fee split, and Payment Option A gives 90% (Access Tier) or 92% (Plus Tier) — all consistent with “majority”. If a Payment Option B rate is individually renegotiated under clause 6.1 to below 50%, that no longer matches the public claim and must be confirmed as an intended departure from it before the agreement is issued.</w:t>
       </w:r>
     </w:p>
     <w:p>
@@ -1689,7 +1691,8 @@
           <w:sz w:val="22"/>
           <w:szCs w:val="22"/>
         </w:rPr>
-        <w:t xml:space="preserve">	If you want a different split, change the website first. Issuing a contract at a worse rate than your published promise is the kind of inconsistency that loses coaches and invites a consumer-protection complaint.</w:t>
+        <w:tab/>
+        <w:t>If you want a different split for any Tier or Payment Option, change the website’s wording first. Issuing a contract at a rate that contradicts your published promise is the kind of inconsistency the WRC or a consumer protection body looks for.</w:t>
       </w:r>
     </w:p>
     <w:p>
@@ -4138,7 +4141,8 @@
           <w:sz w:val="22"/>
           <w:szCs w:val="22"/>
         </w:rPr>
-        <w:t xml:space="preserve">	The coach revenue share on the Join page (currently 85%)</w:t>
+        <w:tab/>
+        <w:t>The coach revenue share framing on the Join page (currently "majority of every booking", with the Tier/Payment Option percentages set out in document 03 Schedule 2)</w:t>
       </w:r>
     </w:p>
     <w:p>

--- a/contracts/00-CONTRACT-SUITE-GUIDE.docx
+++ b/contracts/00-CONTRACT-SUITE-GUIDE.docx
@@ -377,7 +377,7 @@
                 <w:sz w:val="20"/>
                 <w:szCs w:val="20"/>
               </w:rPr>
-              <w:t xml:space="preserve">Partner Agreement</w:t>
+              <w:t>Lifestyle Blueprint Business Partner Agreement</w:t>
             </w:r>
           </w:p>
         </w:tc>
@@ -3361,7 +3361,7 @@
           <w:sz w:val="24"/>
           <w:szCs w:val="24"/>
         </w:rPr>
-        <w:t xml:space="preserve">The September deadlines you set</w:t>
+        <w:t>Deadlines built into the documents and the website</w:t>
       </w:r>
     </w:p>
     <w:tbl>
@@ -3481,7 +3481,7 @@
                 <w:sz w:val="20"/>
                 <w:szCs w:val="20"/>
               </w:rPr>
-              <w:t xml:space="preserve">20th of trial month</w:t>
+              <w:t>Decision Point (30 days after the Listing Live Date)</w:t>
             </w:r>
           </w:p>
         </w:tc>
@@ -3504,7 +3504,7 @@
                 <w:sz w:val="20"/>
                 <w:szCs w:val="20"/>
               </w:rPr>
-              <w:t xml:space="preserve">Partner must confirm or make contact with their UBP contact</w:t>
+              <w:t>Partner must confirm continuation (Payment Option A or B) or make contact with its Partnership Contact</w:t>
             </w:r>
           </w:p>
         </w:tc>
@@ -3527,7 +3527,7 @@
                 <w:sz w:val="20"/>
                 <w:szCs w:val="20"/>
               </w:rPr>
-              <w:t xml:space="preserve">Doc 02, clause 3</w:t>
+              <w:t>Doc 02, clause 3.1</w:t>
             </w:r>
           </w:p>
         </w:tc>
@@ -3553,7 +3553,7 @@
                 <w:sz w:val="20"/>
                 <w:szCs w:val="20"/>
               </w:rPr>
-              <w:t xml:space="preserve">5 days before that</w:t>
+              <w:t>At least 5 days before the Decision Point</w:t>
             </w:r>
           </w:p>
         </w:tc>
@@ -3577,7 +3577,7 @@
                 <w:sz w:val="20"/>
                 <w:szCs w:val="20"/>
               </w:rPr>
-              <w:t xml:space="preserve">UniBlueprint must send a reminder, or the date extends</w:t>
+              <w:t>UniBlueprint must send a written reminder, or the Decision Point extends by 5 days</w:t>
             </w:r>
           </w:p>
         </w:tc>
@@ -3601,7 +3601,7 @@
                 <w:sz w:val="20"/>
                 <w:szCs w:val="20"/>
               </w:rPr>
-              <w:t xml:space="preserve">Doc 02, clause 3.3</w:t>
+              <w:t>Doc 02, clause 3.3</w:t>
             </w:r>
           </w:p>
         </w:tc>
@@ -3626,7 +3626,7 @@
                 <w:sz w:val="20"/>
                 <w:szCs w:val="20"/>
               </w:rPr>
-              <w:t xml:space="preserve">End of trial month</w:t>
+              <w:t>At the Decision Point, if neither of the above happens</w:t>
             </w:r>
           </w:p>
         </w:tc>
@@ -3649,7 +3649,7 @@
                 <w:sz w:val="20"/>
                 <w:szCs w:val="20"/>
               </w:rPr>
-              <w:t xml:space="preserve">If no contact, listing pauses. No charge, no debt.</w:t>
+              <w:t>Listing pauses. No charge, no debt.</w:t>
             </w:r>
           </w:p>
         </w:tc>
@@ -3672,7 +3672,7 @@
                 <w:sz w:val="20"/>
                 <w:szCs w:val="20"/>
               </w:rPr>
-              <w:t xml:space="preserve">Doc 02, clause 3.4</w:t>
+              <w:t>Doc 02, clause 3.5</w:t>
             </w:r>
           </w:p>
         </w:tc>
@@ -3698,7 +3698,7 @@
                 <w:sz w:val="20"/>
                 <w:szCs w:val="20"/>
               </w:rPr>
-              <w:t xml:space="preserve">25 September 2026</w:t>
+              <w:t>30 days after the Coach's profile first becomes visible (end of the Free Trial Period)</w:t>
             </w:r>
           </w:p>
         </w:tc>
@@ -3722,7 +3722,7 @@
                 <w:sz w:val="20"/>
                 <w:szCs w:val="20"/>
               </w:rPr>
-              <w:t xml:space="preserve">UniBlueprint confirms the coach revenue share from 1 October</w:t>
+              <w:t>Coach Agreement issued confirming Tier and Payment Option (defaults to 85% Coach Share / 15% Platform Fee if the Coach does not choose)</w:t>
             </w:r>
           </w:p>
         </w:tc>
@@ -3746,7 +3746,7 @@
                 <w:sz w:val="20"/>
                 <w:szCs w:val="20"/>
               </w:rPr>
-              <w:t xml:space="preserve">Doc 03, clause 7.2</w:t>
+              <w:t>Doc 03, clauses 6.1 and 6.3</w:t>
             </w:r>
           </w:p>
         </w:tc>
@@ -3771,7 +3771,7 @@
                 <w:sz w:val="20"/>
                 <w:szCs w:val="20"/>
               </w:rPr>
-              <w:t xml:space="preserve">Within 14 days after</w:t>
+              <w:t>At any time, including during the trial</w:t>
             </w:r>
           </w:p>
         </w:tc>
@@ -3794,7 +3794,7 @@
                 <w:sz w:val="20"/>
                 <w:szCs w:val="20"/>
               </w:rPr>
-              <w:t xml:space="preserve">Coach may exit without penalty if the rate is worse</w:t>
+              <w:t>Either party may end the Coach's engagement on notice; no charge or debt arises during the Free Trial Period</w:t>
             </w:r>
           </w:p>
         </w:tc>
@@ -3817,7 +3817,7 @@
                 <w:sz w:val="20"/>
                 <w:szCs w:val="20"/>
               </w:rPr>
-              <w:t xml:space="preserve">Doc 03, clause 7.3</w:t>
+              <w:t>Doc 03, clause 20.2</w:t>
             </w:r>
           </w:p>
         </w:tc>
@@ -4142,7 +4142,7 @@
           <w:szCs w:val="22"/>
         </w:rPr>
         <w:tab/>
-        <w:t>The coach revenue share framing on the Join page (currently "majority of every booking", with the Tier/Payment Option percentages set out in document 03 Schedule 2)</w:t>
+        <w:t>The coach revenue share framing on the Join page (currently "majority of every booking", with the Tier/Payment Option percentages set out in document 03 clause 6.1)</w:t>
       </w:r>
     </w:p>
     <w:p>

--- a/contracts/00-CONTRACT-SUITE-GUIDE.docx
+++ b/contracts/00-CONTRACT-SUITE-GUIDE.docx
@@ -377,7 +377,7 @@
                 <w:sz w:val="20"/>
                 <w:szCs w:val="20"/>
               </w:rPr>
-              <w:t>Lifestyle Blueprint Business Partner Agreement</w:t>
+              <w:t xml:space="preserve">Lifestyle Blueprint Business Partner Agreement</w:t>
             </w:r>
           </w:p>
         </w:tc>
@@ -1639,8 +1639,7 @@
           <w:sz w:val="22"/>
           <w:szCs w:val="22"/>
         </w:rPr>
-        <w:tab/>
-        <w:t>The website Join page states that Uni Coaches "keep the majority of every booking". That is a public commitment made to every coach who has read it.</w:t>
+        <w:t xml:space="preserve">	The website Join page states that Uni Coaches "keep the majority of every booking". That is a public commitment made to every coach who has read it.</w:t>
       </w:r>
     </w:p>
     <w:p>
@@ -1665,8 +1664,7 @@
           <w:sz w:val="22"/>
           <w:szCs w:val="22"/>
         </w:rPr>
-        <w:tab/>
-        <w:t>Document 03 is now built around that commitment: Payment Option B defaults to an 85% Coach Share / 15% Platform Fee split, and Payment Option A gives 90% (Access Tier) or 92% (Plus Tier) — all consistent with “majority”. If a Payment Option B rate is individually renegotiated under clause 6.1 to below 50%, that no longer matches the public claim and must be confirmed as an intended departure from it before the agreement is issued.</w:t>
+        <w:t xml:space="preserve">	Document 03 is now built around that commitment: Payment Option B defaults to an 85% Coach Share / 15% Platform Fee split, and Payment Option A gives 90% (Access Tier) or 92% (Plus Tier) — all consistent with “majority”. If a Payment Option B rate is individually renegotiated under clause 7.1 to below 50%, that no longer matches the public claim and must be confirmed as an intended departure from it before the agreement is issued.</w:t>
       </w:r>
     </w:p>
     <w:p>
@@ -1691,8 +1689,7 @@
           <w:sz w:val="22"/>
           <w:szCs w:val="22"/>
         </w:rPr>
-        <w:tab/>
-        <w:t>If you want a different split for any Tier or Payment Option, change the website’s wording first. Issuing a contract at a rate that contradicts your published promise is the kind of inconsistency the WRC or a consumer protection body looks for.</w:t>
+        <w:t xml:space="preserve">	If you want a different split for any Tier or Payment Option, change the website’s wording first. Issuing a contract at a rate that contradicts your published promise is the kind of inconsistency the WRC or a consumer protection body looks for.</w:t>
       </w:r>
     </w:p>
     <w:p>
@@ -3361,7 +3358,7 @@
           <w:sz w:val="24"/>
           <w:szCs w:val="24"/>
         </w:rPr>
-        <w:t>Deadlines built into the documents and the website</w:t>
+        <w:t xml:space="preserve">Deadlines built into the documents and the website</w:t>
       </w:r>
     </w:p>
     <w:tbl>
@@ -3481,7 +3478,7 @@
                 <w:sz w:val="20"/>
                 <w:szCs w:val="20"/>
               </w:rPr>
-              <w:t>Decision Point (30 days after the Listing Live Date)</w:t>
+              <w:t xml:space="preserve">Decision Point (30 days after the Listing Live Date)</w:t>
             </w:r>
           </w:p>
         </w:tc>
@@ -3504,7 +3501,7 @@
                 <w:sz w:val="20"/>
                 <w:szCs w:val="20"/>
               </w:rPr>
-              <w:t>Partner must confirm continuation (Payment Option A or B) or make contact with its Partnership Contact</w:t>
+              <w:t xml:space="preserve">Partner must confirm continuation (Payment Option A or B) or make contact with its Partnership Contact</w:t>
             </w:r>
           </w:p>
         </w:tc>
@@ -3527,7 +3524,7 @@
                 <w:sz w:val="20"/>
                 <w:szCs w:val="20"/>
               </w:rPr>
-              <w:t>Doc 02, clause 3.1</w:t>
+              <w:t xml:space="preserve">Doc 02, clause 3.1</w:t>
             </w:r>
           </w:p>
         </w:tc>
@@ -3553,7 +3550,7 @@
                 <w:sz w:val="20"/>
                 <w:szCs w:val="20"/>
               </w:rPr>
-              <w:t>At least 5 days before the Decision Point</w:t>
+              <w:t xml:space="preserve">At least 5 days before the Decision Point</w:t>
             </w:r>
           </w:p>
         </w:tc>
@@ -3577,7 +3574,7 @@
                 <w:sz w:val="20"/>
                 <w:szCs w:val="20"/>
               </w:rPr>
-              <w:t>UniBlueprint must send a written reminder, or the Decision Point extends by 5 days</w:t>
+              <w:t xml:space="preserve">UniBlueprint must send a written reminder, or the Decision Point extends by 5 days</w:t>
             </w:r>
           </w:p>
         </w:tc>
@@ -3601,7 +3598,7 @@
                 <w:sz w:val="20"/>
                 <w:szCs w:val="20"/>
               </w:rPr>
-              <w:t>Doc 02, clause 3.3</w:t>
+              <w:t xml:space="preserve">Doc 02, clause 3.3</w:t>
             </w:r>
           </w:p>
         </w:tc>
@@ -3626,7 +3623,7 @@
                 <w:sz w:val="20"/>
                 <w:szCs w:val="20"/>
               </w:rPr>
-              <w:t>At the Decision Point, if neither of the above happens</w:t>
+              <w:t xml:space="preserve">At the Decision Point, if neither of the above happens</w:t>
             </w:r>
           </w:p>
         </w:tc>
@@ -3649,7 +3646,7 @@
                 <w:sz w:val="20"/>
                 <w:szCs w:val="20"/>
               </w:rPr>
-              <w:t>Listing pauses. No charge, no debt.</w:t>
+              <w:t xml:space="preserve">Listing pauses. No charge, no debt.</w:t>
             </w:r>
           </w:p>
         </w:tc>
@@ -3672,7 +3669,7 @@
                 <w:sz w:val="20"/>
                 <w:szCs w:val="20"/>
               </w:rPr>
-              <w:t>Doc 02, clause 3.5</w:t>
+              <w:t xml:space="preserve">Doc 02, clause 3.5</w:t>
             </w:r>
           </w:p>
         </w:tc>
@@ -3698,7 +3695,7 @@
                 <w:sz w:val="20"/>
                 <w:szCs w:val="20"/>
               </w:rPr>
-              <w:t>30 days after the Coach's profile first becomes visible (end of the Free Trial Period)</w:t>
+              <w:t xml:space="preserve">30 days after the Coach's profile first becomes visible (end of the Free Trial Period)</w:t>
             </w:r>
           </w:p>
         </w:tc>
@@ -3722,7 +3719,7 @@
                 <w:sz w:val="20"/>
                 <w:szCs w:val="20"/>
               </w:rPr>
-              <w:t>Coach Agreement issued confirming Tier and Payment Option (defaults to 85% Coach Share / 15% Platform Fee if the Coach does not choose)</w:t>
+              <w:t xml:space="preserve">Coach Agreement issued confirming Tier and Payment Option (defaults to 85% Coach Share / 15% Platform Fee if the Coach does not choose)</w:t>
             </w:r>
           </w:p>
         </w:tc>
@@ -3746,7 +3743,7 @@
                 <w:sz w:val="20"/>
                 <w:szCs w:val="20"/>
               </w:rPr>
-              <w:t>Doc 03, clauses 6.1 and 6.3</w:t>
+              <w:t xml:space="preserve">Doc 03, clauses 7.1 and 7.3</w:t>
             </w:r>
           </w:p>
         </w:tc>
@@ -3771,7 +3768,7 @@
                 <w:sz w:val="20"/>
                 <w:szCs w:val="20"/>
               </w:rPr>
-              <w:t>At any time, including during the trial</w:t>
+              <w:t xml:space="preserve">At any time, including during the trial</w:t>
             </w:r>
           </w:p>
         </w:tc>
@@ -3794,7 +3791,7 @@
                 <w:sz w:val="20"/>
                 <w:szCs w:val="20"/>
               </w:rPr>
-              <w:t>Either party may end the Coach's engagement on notice; no charge or debt arises during the Free Trial Period</w:t>
+              <w:t xml:space="preserve">Either party may end the Coach's engagement on notice; no charge or debt arises during the Free Trial Period</w:t>
             </w:r>
           </w:p>
         </w:tc>
@@ -3817,7 +3814,7 @@
                 <w:sz w:val="20"/>
                 <w:szCs w:val="20"/>
               </w:rPr>
-              <w:t>Doc 03, clause 20.2</w:t>
+              <w:t xml:space="preserve">Doc 03, clause 21.2</w:t>
             </w:r>
           </w:p>
         </w:tc>
@@ -4141,8 +4138,7 @@
           <w:sz w:val="22"/>
           <w:szCs w:val="22"/>
         </w:rPr>
-        <w:tab/>
-        <w:t>The coach revenue share framing on the Join page (currently "majority of every booking", with the Tier/Payment Option percentages set out in document 03 clause 6.1)</w:t>
+        <w:t xml:space="preserve">	The coach revenue share framing on the Join page (currently "majority of every booking", with the Tier/Payment Option percentages set out in document 03 clause 7.1)</w:t>
       </w:r>
     </w:p>
     <w:p>
